--- a/fanfic/ffn_upload/ch05.docx
+++ b/fanfic/ffn_upload/ch05.docx
@@ -90,7 +90,7 @@
         <w:t xml:space="preserve"> </w:t>
       </w:r>
       <w:r>
-        <w:t xml:space="preserve">The vendor’s eyes went to the hand on his crate. His name, according to the stall’s faded license plate, was Tibbo Nask.</w:t>
+        <w:t xml:space="preserve">The vendor’s eyes went to the hand on his crate. His name, according to the stall’s faded license tag, was Tibbo Nask.</w:t>
       </w:r>
       <w:r>
         <w:t xml:space="preserve"> </w:t>
@@ -172,7 +172,7 @@
         <w:pStyle w:val="BodyText"/>
       </w:pPr>
       <w:r>
-        <w:t xml:space="preserve">He had been running for five nights. He had stopped feeling his feet sometime on the third, and on the fourth he had stopped answering the comlink at all, because the only people who called were Obi-Wan, who wanted him to come back to the Temple and rest, and Rex, who wanted to know if there was anything he could do, and the answer to both was the same and he could not say it to either of them. He had questioned spice runners and dock-rats and a Toydarian who sold forged clearance cards out of a laundry. He had broken one jaw he was not proud of. He had stood on the rim of the Dovrin platform where the hab stack still leaned against its emergency braces, looking down into the drop where the masked figure had thrown Ventress, and he had stretched out with the Force until his head pounded, searching for one cold, furious presence among a billion others.</w:t>
+        <w:t xml:space="preserve">He had been running for five nights. He had stopped feeling his feet sometime on the third, and on the fourth he had stopped answering the comlink at all, because the only people who called were Obi-Wan, who wanted him to come back to the Temple and rest, and Rex, who wanted to know if there was anything he could do, and the answer to both was the same and he could not say it to either of them. He had questioned spice runners and dock-rats and a Toydarian who sold forged clearance cards out of a laundry. He had broken one jaw he was not proud of. He had stood on the rim of the Dovrin platform where the fallen hab stack still lay heaped inside its emergency cordon, looking down into the drop where the masked figure had thrown Ventress, and he had stretched out with the Force until his head pounded, searching for one cold, furious presence among a billion others.</w:t>
       </w:r>
     </w:p>
     <w:p>
@@ -461,7 +461,7 @@
         <w:pStyle w:val="BodyText"/>
       </w:pPr>
       <w:r>
-        <w:t xml:space="preserve">Then he picked up his lightsaber and walked to the edge of the empty pit, and looked down at the scorched clamps and the oil-stained duracrete, and the stillness broke. He drove his right fist into the support beam beside him. The beam rang like a struck bell. When he pulled his hand back, the glove had split across the knuckles and the metal underneath gleamed, unhurt, and the beam had a crater in it, and none of that changed the fact that the only witness who could say a second person had stood in that warehouse was somewhere in hyperspace, going anywhere that wasn’t here.</w:t>
+        <w:t xml:space="preserve">Then he picked up his lightsaber and walked to the edge of the empty pit, and looked down at the scorched clamps and the oil-stained duracrete, and the stillness broke. He drove his right fist into the support beam beside him. The beam boomed the length of the pit. When he pulled his hand back, the glove had split across the knuckles and the metal underneath gleamed, unhurt, and the beam had a crater in it, and none of that changed the fact that the only witness who could say a second person had stood in that warehouse was somewhere in hyperspace, going anywhere that wasn’t here.</w:t>
       </w:r>
     </w:p>
     <w:p>
@@ -489,7 +489,7 @@
         <w:pStyle w:val="BodyText"/>
       </w:pPr>
       <w:r>
-        <w:t xml:space="preserve">He looked at the chrono. It was the sixth hour and a half. The Senate district was more than two thousand levels above him.</w:t>
+        <w:t xml:space="preserve">He looked at the chrono. It was the sixth hour and a half. The Senate district was the better part of a thousand levels above him.</w:t>
       </w:r>
     </w:p>
     <w:p>
@@ -572,7 +572,7 @@
         <w:pStyle w:val="BodyText"/>
       </w:pPr>
       <w:r>
-        <w:t xml:space="preserve">The gallery was full. The families of the hangar dead sat together on the left in their deep blue mourning, a band of dark color like a bruise across the seats. Someone in that band made a small sound, not quite a sob. On the right, in the section reserved for the Order, Anakin saw Master Windu with his arms folded and Ki-Adi-Mundi with his eyes half-closed, and Plo Koon beside them with his masked face tipped toward the floor. Obi-Wan sat at the end of the row. He was looking at Anakin. Anakin did not look back.</w:t>
+        <w:t xml:space="preserve">The gallery was full. The families of the hangar dead sat together on the right in their deep blue mourning, a band of dark color like a bruise across the seats. Someone in that band made a small sound, not quite a sob. On the left, in the section reserved for the Order, Anakin saw Master Windu with his arms folded and Ki-Adi-Mundi with his eyes half-closed, and Plo Koon beside them with his masked face tipped toward the floor. Obi-Wan sat at the end of the row. He was looking at Anakin. Anakin did not look back.</w:t>
       </w:r>
     </w:p>
     <w:p>
@@ -614,7 +614,7 @@
         <w:pStyle w:val="BodyText"/>
       </w:pPr>
       <w:r>
-        <w:t xml:space="preserve">On the raised bench, Palpatine inclined his head, slowly, the way a man bows at a graveside. The senators on either side of him sat like carvings. Riyo Chuchi’s antennae had flattened against her head. Bail Organa had his hands folded and was studying them as if they belonged to someone else.</w:t>
+        <w:t xml:space="preserve">On the raised bench, Palpatine inclined his head, slowly, the way a man bows at a graveside. The senators at the curved desk below him sat like carvings. Riyo Chuchi had her eyes shut. Bail Organa had his hands folded and was studying them as if they belonged to someone else.</w:t>
       </w:r>
     </w:p>
     <w:p>
@@ -707,7 +707,7 @@
         <w:pStyle w:val="BodyText"/>
       </w:pPr>
       <w:r>
-        <w:t xml:space="preserve">Anakin heard his own breath. He heard Padmé’s chair scrape as she rose to object, and Palpatine lift one hand to still her, gently, as one quiets a child at a funeral.</w:t>
+        <w:t xml:space="preserve">Anakin heard his own breath. He heard Padmé’s chair scrape as she rose to object, and Palpatine lift one hand to still her, gently, the way one quiets a restless child.</w:t>
       </w:r>
     </w:p>
     <w:p>
@@ -1082,7 +1082,7 @@
         <w:pStyle w:val="BodyText"/>
       </w:pPr>
       <w:r>
-        <w:t xml:space="preserve">The words came out much too loud for the room. Palpatine did not flinch. He only looked at Anakin for a long moment, and then he crossed to him and laid a hand on his arm, just above the mechanical wrist, as if he knew precisely where flesh ended and metal began.</w:t>
+        <w:t xml:space="preserve">The words came out much too loud for the room. Palpatine did not flinch. He only studied Anakin in silence, and then he crossed to him and laid a hand on his arm, just above the mechanical wrist, as if he knew precisely where flesh ended and metal began.</w:t>
       </w:r>
     </w:p>
     <w:p>
@@ -1473,7 +1473,7 @@
         <w:pStyle w:val="BodyText"/>
       </w:pPr>
       <w:r>
-        <w:t xml:space="preserve">Padmé spoke to the sentence for twenty minutes. She spoke about a girl who had been given to a war at fourteen and had never once refused an order that would save lives. She spoke about Christophsis and Ryloth and a frozen moon where Ahsoka had kept younglings alive. She spoke about the Republic’s long tradition of distinguishing between justice and vengeance. It was the best speech Anakin had ever heard her give. He watched the senators while she gave it. Mon Mothma looked at Padmé with something like grief. The others looked at their hands.</w:t>
+        <w:t xml:space="preserve">Padmé spoke to the sentence for twenty minutes. She spoke about a girl who had been given to a war at fourteen and had never once refused an order that would save lives. She spoke about Christophsis and Ryloth and an ice world where Ahsoka had kept younglings alive. She spoke about the Republic’s long tradition of distinguishing between justice and vengeance. It was the best speech Anakin had ever heard her give. He watched the senators while she gave it. Mon Mothma looked at Padmé with something like grief. The others looked at their hands.</w:t>
       </w:r>
     </w:p>
     <w:p>
@@ -1621,7 +1621,7 @@
         <w:pStyle w:val="BodyText"/>
       </w:pPr>
       <w:r>
-        <w:t xml:space="preserve">A sound went through the gallery, part gasp and part protest. In the deep blue band on the left, someone stood up and was pulled down again.</w:t>
+        <w:t xml:space="preserve">A sound went through the gallery, part gasp and part protest. In the deep blue band on the right, someone stood up and was pulled down again.</w:t>
       </w:r>
     </w:p>
     <w:p>
@@ -2019,7 +2019,7 @@
         <w:pStyle w:val="BodyText"/>
       </w:pPr>
       <w:r>
-        <w:t xml:space="preserve">And there, at the end of the Order’s row, half-hidden behind her master’s shoulder: a young Mirialan in a dark hood. At</w:t>
+        <w:t xml:space="preserve">And there, at the end of the Order’s row, half-hidden behind her Master’s shoulder: a young Mirialan, her hood fallen back. At</w:t>
       </w:r>
       <w:r>
         <w:t xml:space="preserve"> </w:t>
@@ -2032,7 +2032,7 @@
         <w:t xml:space="preserve">death</w:t>
       </w:r>
       <w:r>
-        <w:t xml:space="preserve">, every other Jedi face in the gallery had gone smooth. Hers had come apart. Her hand was pressed hard against her mouth, and her eyes were not on the bench, and not on the condemned, but on the floor beneath her own feet, the way the guilty look at the place they expect to open.</w:t>
+        <w:t xml:space="preserve">, every other Jedi face in the gallery had gone smooth. Hers had come apart. Her mouth was half open, her eyes wide and wet, and they were not on the bench, and not on the condemned, but on the floor beneath her own feet, the way the guilty look at the place they expect to open.</w:t>
       </w:r>
     </w:p>
     <w:p>
@@ -2041,6 +2041,14 @@
       </w:pPr>
       <w:r>
         <w:t xml:space="preserve">The Chancellor stopped the recording. He looked at that face for a long time.</w:t>
+      </w:r>
+    </w:p>
+    <w:p>
+      <w:pPr>
+        <w:pStyle w:val="BodyText"/>
+      </w:pPr>
+      <w:r>
+        <w:t xml:space="preserve">None of it was news. Days before the tribunal convened, an auxiliary maintenance camera in the upper service passage of the Military Operations Center had given him a hooded healer and a raised hand, in the very second Letta Turmond began to die. The camera had given him everything but a face. The gallery had just supplied it.</w:t>
       </w:r>
     </w:p>
     <w:p>
